--- a/Σιμιωσεις/Microsservices.docx
+++ b/Σιμιωσεις/Microsservices.docx
@@ -1,6 +1,6 @@
 
 <file path=word/document.xml><?xml version="1.0" encoding="utf-8"?>
-<w:document xmlns:wpc="http://schemas.microsoft.com/office/word/2010/wordprocessingCanvas" xmlns:mc="http://schemas.openxmlformats.org/markup-compatibility/2006" xmlns:o="urn:schemas-microsoft-com:office:office" xmlns:r="http://schemas.openxmlformats.org/officeDocument/2006/relationships" xmlns:m="http://schemas.openxmlformats.org/officeDocument/2006/math" xmlns:v="urn:schemas-microsoft-com:vml" xmlns:wp14="http://schemas.microsoft.com/office/word/2010/wordprocessingDrawing" xmlns:wp="http://schemas.openxmlformats.org/drawingml/2006/wordprocessingDrawing" xmlns:w10="urn:schemas-microsoft-com:office:word" xmlns:w="http://schemas.openxmlformats.org/wordprocessingml/2006/main" xmlns:w14="http://schemas.microsoft.com/office/word/2010/wordml" xmlns:w15="http://schemas.microsoft.com/office/word/2012/wordml" xmlns:wpg="http://schemas.microsoft.com/office/word/2010/wordprocessingGroup" xmlns:wpi="http://schemas.microsoft.com/office/word/2010/wordprocessingInk" xmlns:wne="http://schemas.microsoft.com/office/word/2006/wordml" xmlns:wps="http://schemas.microsoft.com/office/word/2010/wordprocessingShape" mc:Ignorable="w14 w15 wp14">
+<w:document xmlns:wpc="http://schemas.microsoft.com/office/word/2010/wordprocessingCanvas" xmlns:cx="http://schemas.microsoft.com/office/drawing/2014/chartex" xmlns:cx1="http://schemas.microsoft.com/office/drawing/2015/9/8/chartex" xmlns:cx2="http://schemas.microsoft.com/office/drawing/2015/10/21/chartex" xmlns:cx3="http://schemas.microsoft.com/office/drawing/2016/5/9/chartex" xmlns:cx4="http://schemas.microsoft.com/office/drawing/2016/5/10/chartex" xmlns:cx5="http://schemas.microsoft.com/office/drawing/2016/5/11/chartex" xmlns:cx6="http://schemas.microsoft.com/office/drawing/2016/5/12/chartex" xmlns:cx7="http://schemas.microsoft.com/office/drawing/2016/5/13/chartex" xmlns:cx8="http://schemas.microsoft.com/office/drawing/2016/5/14/chartex" xmlns:mc="http://schemas.openxmlformats.org/markup-compatibility/2006" xmlns:aink="http://schemas.microsoft.com/office/drawing/2016/ink" xmlns:am3d="http://schemas.microsoft.com/office/drawing/2017/model3d" xmlns:o="urn:schemas-microsoft-com:office:office" xmlns:oel="http://schemas.microsoft.com/office/2019/extlst" xmlns:r="http://schemas.openxmlformats.org/officeDocument/2006/relationships" xmlns:m="http://schemas.openxmlformats.org/officeDocument/2006/math" xmlns:v="urn:schemas-microsoft-com:vml" xmlns:wp14="http://schemas.microsoft.com/office/word/2010/wordprocessingDrawing" xmlns:wp="http://schemas.openxmlformats.org/drawingml/2006/wordprocessingDrawing" xmlns:w10="urn:schemas-microsoft-com:office:word" xmlns:w="http://schemas.openxmlformats.org/wordprocessingml/2006/main" xmlns:w14="http://schemas.microsoft.com/office/word/2010/wordml" xmlns:w15="http://schemas.microsoft.com/office/word/2012/wordml" xmlns:w16cex="http://schemas.microsoft.com/office/word/2018/wordml/cex" xmlns:w16cid="http://schemas.microsoft.com/office/word/2016/wordml/cid" xmlns:w16="http://schemas.microsoft.com/office/word/2018/wordml" xmlns:w16du="http://schemas.microsoft.com/office/word/2023/wordml/word16du" xmlns:w16sdtdh="http://schemas.microsoft.com/office/word/2020/wordml/sdtdatahash" xmlns:w16sdtfl="http://schemas.microsoft.com/office/word/2024/wordml/sdtformatlock" xmlns:w16se="http://schemas.microsoft.com/office/word/2015/wordml/symex" xmlns:wpg="http://schemas.microsoft.com/office/word/2010/wordprocessingGroup" xmlns:wpi="http://schemas.microsoft.com/office/word/2010/wordprocessingInk" xmlns:wne="http://schemas.microsoft.com/office/word/2006/wordml" xmlns:wps="http://schemas.microsoft.com/office/word/2010/wordprocessingShape" mc:Ignorable="w14 w15 w16se w16cid w16 w16cex w16sdtdh w16sdtfl w16du wp14">
   <w:body>
     <w:p>
       <w:pPr>
@@ -10,6 +10,7 @@
           <w:lang w:val="en-US"/>
         </w:rPr>
       </w:pPr>
+      <w:proofErr w:type="spellStart"/>
       <w:r>
         <w:rPr>
           <w:rFonts w:ascii="GFS Didot" w:hAnsi="GFS Didot"/>
@@ -17,6 +18,7 @@
         </w:rPr>
         <w:t>Microsservices</w:t>
       </w:r>
+      <w:proofErr w:type="spellEnd"/>
     </w:p>
     <w:p>
       <w:pPr>
@@ -49,11 +51,19 @@
           <w:lang w:val="en-US"/>
         </w:rPr>
       </w:pPr>
-      <w:r>
-        <w:rPr>
-          <w:lang w:val="en-US"/>
-        </w:rPr>
-        <w:t>Podman (containers)</w:t>
+      <w:proofErr w:type="spellStart"/>
+      <w:r>
+        <w:rPr>
+          <w:lang w:val="en-US"/>
+        </w:rPr>
+        <w:t>Podman</w:t>
+      </w:r>
+      <w:proofErr w:type="spellEnd"/>
+      <w:r>
+        <w:rPr>
+          <w:lang w:val="en-US"/>
+        </w:rPr>
+        <w:t xml:space="preserve"> (containers)</w:t>
       </w:r>
     </w:p>
     <w:p>
@@ -67,23 +77,33 @@
           <w:lang w:val="en-US"/>
         </w:rPr>
       </w:pPr>
-      <w:r>
-        <w:rPr>
-          <w:lang w:val="en-US"/>
-        </w:rPr>
-        <w:t>K</w:t>
-      </w:r>
-      <w:r>
-        <w:rPr>
-          <w:lang w:val="en-US"/>
-        </w:rPr>
-        <w:t>eycloak</w:t>
-      </w:r>
-      <w:r>
-        <w:rPr>
-          <w:lang w:val="en-US"/>
-        </w:rPr>
-        <w:t xml:space="preserve"> (sso)</w:t>
+      <w:proofErr w:type="spellStart"/>
+      <w:r>
+        <w:rPr>
+          <w:lang w:val="en-US"/>
+        </w:rPr>
+        <w:t>Keycloak</w:t>
+      </w:r>
+      <w:proofErr w:type="spellEnd"/>
+      <w:r>
+        <w:rPr>
+          <w:lang w:val="en-US"/>
+        </w:rPr>
+        <w:t xml:space="preserve"> (</w:t>
+      </w:r>
+      <w:proofErr w:type="spellStart"/>
+      <w:r>
+        <w:rPr>
+          <w:lang w:val="en-US"/>
+        </w:rPr>
+        <w:t>sso</w:t>
+      </w:r>
+      <w:proofErr w:type="spellEnd"/>
+      <w:r>
+        <w:rPr>
+          <w:lang w:val="en-US"/>
+        </w:rPr>
+        <w:t>)</w:t>
       </w:r>
     </w:p>
     <w:p>
@@ -121,53 +141,67 @@
           <w:lang w:val="en-US"/>
         </w:rPr>
       </w:pPr>
+      <w:proofErr w:type="spellStart"/>
+      <w:proofErr w:type="gramStart"/>
       <w:r>
         <w:rPr>
           <w:lang w:val="en-US"/>
         </w:rPr>
         <w:t>cassandra.apache</w:t>
       </w:r>
-    </w:p>
-    <w:p>
-      <w:pPr>
-        <w:rPr>
-          <w:lang w:val="en-US"/>
-        </w:rPr>
-      </w:pPr>
+      <w:proofErr w:type="spellEnd"/>
+      <w:proofErr w:type="gramEnd"/>
+    </w:p>
+    <w:p>
+      <w:pPr>
+        <w:rPr>
+          <w:lang w:val="en-US"/>
+        </w:rPr>
+      </w:pPr>
+      <w:proofErr w:type="spellStart"/>
       <w:r>
         <w:rPr>
           <w:lang w:val="en-US"/>
         </w:rPr>
         <w:t>Podman</w:t>
       </w:r>
-    </w:p>
-    <w:p>
-      <w:pPr>
-        <w:rPr>
-          <w:lang w:val="en-US"/>
-        </w:rPr>
-      </w:pPr>
+      <w:proofErr w:type="spellEnd"/>
+    </w:p>
+    <w:p>
+      <w:pPr>
+        <w:rPr>
+          <w:lang w:val="en-US"/>
+        </w:rPr>
+      </w:pPr>
+      <w:proofErr w:type="spellStart"/>
       <w:r>
         <w:rPr>
           <w:lang w:val="en-US"/>
         </w:rPr>
         <w:t>keycloak</w:t>
       </w:r>
-    </w:p>
-    <w:p>
-      <w:pPr>
-        <w:rPr>
-          <w:lang w:val="en-US"/>
-        </w:rPr>
-      </w:pPr>
-      <w:r>
-        <w:rPr>
-          <w:lang w:val="en-US"/>
-        </w:rPr>
-        <w:t>Authentication Serivice</w:t>
-      </w:r>
-      <w:bookmarkStart w:id="0" w:name="_GoBack"/>
-      <w:bookmarkEnd w:id="0"/>
+      <w:proofErr w:type="spellEnd"/>
+    </w:p>
+    <w:p>
+      <w:pPr>
+        <w:rPr>
+          <w:lang w:val="en-US"/>
+        </w:rPr>
+      </w:pPr>
+      <w:r>
+        <w:rPr>
+          <w:lang w:val="en-US"/>
+        </w:rPr>
+        <w:t xml:space="preserve">Authentication </w:t>
+      </w:r>
+      <w:proofErr w:type="spellStart"/>
+      <w:r>
+        <w:rPr>
+          <w:lang w:val="en-US"/>
+        </w:rPr>
+        <w:t>Serivice</w:t>
+      </w:r>
+      <w:proofErr w:type="spellEnd"/>
     </w:p>
     <w:p>
       <w:pPr>
@@ -223,8 +257,21 @@
       </w:r>
     </w:p>
     <w:p>
-      <w:r>
-        <w:t xml:space="preserve">Χριαζομαστε διαφορετικα </w:t>
+      <w:proofErr w:type="spellStart"/>
+      <w:r>
+        <w:t>Χριαζομαστε</w:t>
+      </w:r>
+      <w:proofErr w:type="spellEnd"/>
+      <w:r>
+        <w:t xml:space="preserve"> </w:t>
+      </w:r>
+      <w:proofErr w:type="spellStart"/>
+      <w:r>
+        <w:t>διαφορετικα</w:t>
+      </w:r>
+      <w:proofErr w:type="spellEnd"/>
+      <w:r>
+        <w:t xml:space="preserve"> </w:t>
       </w:r>
       <w:r>
         <w:rPr>
@@ -245,7 +292,15 @@
         <w:t xml:space="preserve"> </w:t>
       </w:r>
       <w:r>
-        <w:t xml:space="preserve">σε ξεχοριστα </w:t>
+        <w:t xml:space="preserve">σε </w:t>
+      </w:r>
+      <w:proofErr w:type="spellStart"/>
+      <w:r>
+        <w:t>ξεχοριστα</w:t>
+      </w:r>
+      <w:proofErr w:type="spellEnd"/>
+      <w:r>
+        <w:t xml:space="preserve"> </w:t>
       </w:r>
       <w:r>
         <w:rPr>
@@ -259,10 +314,66 @@
     </w:p>
     <w:p>
       <w:r>
-        <w:t>Μια κλαση πρεπει να κανει μονο ένα πραγμα και αυτό να οριζε</w:t>
-      </w:r>
-      <w:r>
-        <w:t xml:space="preserve">ται ευκολα </w:t>
+        <w:t xml:space="preserve">Μια </w:t>
+      </w:r>
+      <w:proofErr w:type="spellStart"/>
+      <w:r>
+        <w:t>κλαση</w:t>
+      </w:r>
+      <w:proofErr w:type="spellEnd"/>
+      <w:r>
+        <w:t xml:space="preserve"> </w:t>
+      </w:r>
+      <w:proofErr w:type="spellStart"/>
+      <w:r>
+        <w:t>πρεπει</w:t>
+      </w:r>
+      <w:proofErr w:type="spellEnd"/>
+      <w:r>
+        <w:t xml:space="preserve"> να </w:t>
+      </w:r>
+      <w:proofErr w:type="spellStart"/>
+      <w:r>
+        <w:t>κανει</w:t>
+      </w:r>
+      <w:proofErr w:type="spellEnd"/>
+      <w:r>
+        <w:t xml:space="preserve"> </w:t>
+      </w:r>
+      <w:proofErr w:type="spellStart"/>
+      <w:r>
+        <w:t>μονο</w:t>
+      </w:r>
+      <w:proofErr w:type="spellEnd"/>
+      <w:r>
+        <w:t xml:space="preserve"> ένα </w:t>
+      </w:r>
+      <w:proofErr w:type="spellStart"/>
+      <w:r>
+        <w:t>πραγμα</w:t>
+      </w:r>
+      <w:proofErr w:type="spellEnd"/>
+      <w:r>
+        <w:t xml:space="preserve"> και αυτό να </w:t>
+      </w:r>
+      <w:proofErr w:type="spellStart"/>
+      <w:r>
+        <w:t>οριζε</w:t>
+      </w:r>
+      <w:r>
+        <w:t>ται</w:t>
+      </w:r>
+      <w:proofErr w:type="spellEnd"/>
+      <w:r>
+        <w:t xml:space="preserve"> </w:t>
+      </w:r>
+      <w:proofErr w:type="spellStart"/>
+      <w:r>
+        <w:t>ευκολα</w:t>
+      </w:r>
+      <w:proofErr w:type="spellEnd"/>
+      <w:r>
+        <w:t xml:space="preserve"> </w:t>
       </w:r>
       <w:r>
         <w:rPr>
@@ -295,7 +406,15 @@
     </w:p>
     <w:p>
       <w:r>
-        <w:t xml:space="preserve">τι είναι κομπονεντ και τι είναι </w:t>
+        <w:t xml:space="preserve">τι είναι </w:t>
+      </w:r>
+      <w:proofErr w:type="spellStart"/>
+      <w:r>
+        <w:t>κομπονεντ</w:t>
+      </w:r>
+      <w:proofErr w:type="spellEnd"/>
+      <w:r>
+        <w:t xml:space="preserve"> και τι είναι </w:t>
       </w:r>
       <w:r>
         <w:rPr>
@@ -313,24 +432,54 @@
           <w:lang w:val="en-US"/>
         </w:rPr>
       </w:pPr>
-      <w:r>
-        <w:rPr>
-          <w:lang w:val="en-US"/>
-        </w:rPr>
-        <w:t>nanoservices vs micromonoliths</w:t>
-      </w:r>
-    </w:p>
-    <w:p>
-      <w:pPr>
-        <w:rPr>
-          <w:lang w:val="en-US"/>
-        </w:rPr>
-      </w:pPr>
-      <w:r>
-        <w:rPr>
-          <w:lang w:val="en-US"/>
-        </w:rPr>
-        <w:t>SOA service orientent architecture</w:t>
+      <w:proofErr w:type="spellStart"/>
+      <w:r>
+        <w:rPr>
+          <w:lang w:val="en-US"/>
+        </w:rPr>
+        <w:t>nanoservices</w:t>
+      </w:r>
+      <w:proofErr w:type="spellEnd"/>
+      <w:r>
+        <w:rPr>
+          <w:lang w:val="en-US"/>
+        </w:rPr>
+        <w:t xml:space="preserve"> vs </w:t>
+      </w:r>
+      <w:proofErr w:type="spellStart"/>
+      <w:r>
+        <w:rPr>
+          <w:lang w:val="en-US"/>
+        </w:rPr>
+        <w:t>micromonoliths</w:t>
+      </w:r>
+      <w:proofErr w:type="spellEnd"/>
+    </w:p>
+    <w:p>
+      <w:pPr>
+        <w:rPr>
+          <w:lang w:val="en-US"/>
+        </w:rPr>
+      </w:pPr>
+      <w:r>
+        <w:rPr>
+          <w:lang w:val="en-US"/>
+        </w:rPr>
+        <w:t xml:space="preserve">SOA service </w:t>
+      </w:r>
+      <w:proofErr w:type="spellStart"/>
+      <w:r>
+        <w:rPr>
+          <w:lang w:val="en-US"/>
+        </w:rPr>
+        <w:t>orientent</w:t>
+      </w:r>
+      <w:proofErr w:type="spellEnd"/>
+      <w:r>
+        <w:rPr>
+          <w:lang w:val="en-US"/>
+        </w:rPr>
+        <w:t xml:space="preserve"> architecture</w:t>
       </w:r>
     </w:p>
     <w:p>
@@ -344,33 +493,82 @@
         <w:t>components</w:t>
       </w:r>
       <w:r>
-        <w:t xml:space="preserve"> μεταξιτους θα πρεπει να μην εξαρτοντε μεταξι τους </w:t>
-      </w:r>
-    </w:p>
-    <w:p>
-      <w:pPr>
-        <w:rPr>
-          <w:lang w:val="en-US"/>
-        </w:rPr>
-      </w:pPr>
-      <w:r>
-        <w:rPr>
-          <w:lang w:val="en-US"/>
-        </w:rPr>
-        <w:t>Bounded contexts</w:t>
-      </w:r>
-    </w:p>
-    <w:p>
-      <w:pPr>
-        <w:rPr>
-          <w:lang w:val="en-US"/>
-        </w:rPr>
-      </w:pPr>
-      <w:r>
-        <w:rPr>
-          <w:lang w:val="en-US"/>
-        </w:rPr>
-        <w:t>Domain Driven Development</w:t>
+        <w:t xml:space="preserve"> </w:t>
+      </w:r>
+      <w:proofErr w:type="spellStart"/>
+      <w:r>
+        <w:t>μεταξιτους</w:t>
+      </w:r>
+      <w:proofErr w:type="spellEnd"/>
+      <w:r>
+        <w:t xml:space="preserve"> θα </w:t>
+      </w:r>
+      <w:proofErr w:type="spellStart"/>
+      <w:r>
+        <w:t>πρεπει</w:t>
+      </w:r>
+      <w:proofErr w:type="spellEnd"/>
+      <w:r>
+        <w:t xml:space="preserve"> να μην </w:t>
+      </w:r>
+      <w:proofErr w:type="spellStart"/>
+      <w:r>
+        <w:t>εξαρτοντε</w:t>
+      </w:r>
+      <w:proofErr w:type="spellEnd"/>
+      <w:r>
+        <w:t xml:space="preserve"> </w:t>
+      </w:r>
+      <w:proofErr w:type="spellStart"/>
+      <w:r>
+        <w:t>μεταξι</w:t>
+      </w:r>
+      <w:proofErr w:type="spellEnd"/>
+      <w:r>
+        <w:t xml:space="preserve"> τους </w:t>
+      </w:r>
+    </w:p>
+    <w:p>
+      <w:r>
+        <w:rPr>
+          <w:lang w:val="en-US"/>
+        </w:rPr>
+        <w:t>Bounded</w:t>
+      </w:r>
+      <w:r>
+        <w:t xml:space="preserve"> </w:t>
+      </w:r>
+      <w:r>
+        <w:rPr>
+          <w:lang w:val="en-US"/>
+        </w:rPr>
+        <w:t>contexts</w:t>
+      </w:r>
+    </w:p>
+    <w:p>
+      <w:r>
+        <w:rPr>
+          <w:lang w:val="en-US"/>
+        </w:rPr>
+        <w:t>Domain</w:t>
+      </w:r>
+      <w:r>
+        <w:t xml:space="preserve"> </w:t>
+      </w:r>
+      <w:r>
+        <w:rPr>
+          <w:lang w:val="en-US"/>
+        </w:rPr>
+        <w:t>Driven</w:t>
+      </w:r>
+      <w:r>
+        <w:t xml:space="preserve"> </w:t>
+      </w:r>
+      <w:r>
+        <w:rPr>
+          <w:lang w:val="en-US"/>
+        </w:rPr>
+        <w:t>Development</w:t>
       </w:r>
     </w:p>
     <w:p>
@@ -401,13 +599,106 @@
       <w:r>
         <w:t xml:space="preserve">) </w:t>
       </w:r>
-      <w:r>
-        <w:t xml:space="preserve">πρεπει να είναι σταθερω ετσι οστε ακομα και αν αλαξεις ένα κομπονετν να συνεχισει να λιτουργει η εφαρμογη κανονικα </w:t>
-      </w:r>
-    </w:p>
-    <w:p>
-      <w:r>
-        <w:t xml:space="preserve">Ότι κανει το </w:t>
+      <w:proofErr w:type="spellStart"/>
+      <w:r>
+        <w:t>πρεπει</w:t>
+      </w:r>
+      <w:proofErr w:type="spellEnd"/>
+      <w:r>
+        <w:t xml:space="preserve"> να είναι </w:t>
+      </w:r>
+      <w:proofErr w:type="spellStart"/>
+      <w:r>
+        <w:t>σταθερω</w:t>
+      </w:r>
+      <w:proofErr w:type="spellEnd"/>
+      <w:r>
+        <w:t xml:space="preserve"> </w:t>
+      </w:r>
+      <w:proofErr w:type="spellStart"/>
+      <w:r>
+        <w:t>ετσι</w:t>
+      </w:r>
+      <w:proofErr w:type="spellEnd"/>
+      <w:r>
+        <w:t xml:space="preserve"> </w:t>
+      </w:r>
+      <w:proofErr w:type="spellStart"/>
+      <w:r>
+        <w:t>οστε</w:t>
+      </w:r>
+      <w:proofErr w:type="spellEnd"/>
+      <w:r>
+        <w:t xml:space="preserve"> </w:t>
+      </w:r>
+      <w:proofErr w:type="spellStart"/>
+      <w:r>
+        <w:t>ακομα</w:t>
+      </w:r>
+      <w:proofErr w:type="spellEnd"/>
+      <w:r>
+        <w:t xml:space="preserve"> και αν </w:t>
+      </w:r>
+      <w:proofErr w:type="spellStart"/>
+      <w:r>
+        <w:t>αλαξεις</w:t>
+      </w:r>
+      <w:proofErr w:type="spellEnd"/>
+      <w:r>
+        <w:t xml:space="preserve"> ένα </w:t>
+      </w:r>
+      <w:proofErr w:type="spellStart"/>
+      <w:r>
+        <w:t>κομπονετν</w:t>
+      </w:r>
+      <w:proofErr w:type="spellEnd"/>
+      <w:r>
+        <w:t xml:space="preserve"> να </w:t>
+      </w:r>
+      <w:proofErr w:type="spellStart"/>
+      <w:r>
+        <w:t>συνεχισει</w:t>
+      </w:r>
+      <w:proofErr w:type="spellEnd"/>
+      <w:r>
+        <w:t xml:space="preserve"> να </w:t>
+      </w:r>
+      <w:proofErr w:type="spellStart"/>
+      <w:r>
+        <w:t>λιτουργει</w:t>
+      </w:r>
+      <w:proofErr w:type="spellEnd"/>
+      <w:r>
+        <w:t xml:space="preserve"> η </w:t>
+      </w:r>
+      <w:proofErr w:type="spellStart"/>
+      <w:r>
+        <w:t>εφαρμογη</w:t>
+      </w:r>
+      <w:proofErr w:type="spellEnd"/>
+      <w:r>
+        <w:t xml:space="preserve"> </w:t>
+      </w:r>
+      <w:proofErr w:type="spellStart"/>
+      <w:r>
+        <w:t>κανονικα</w:t>
+      </w:r>
+      <w:proofErr w:type="spellEnd"/>
+      <w:r>
+        <w:t xml:space="preserve"> </w:t>
+      </w:r>
+    </w:p>
+    <w:p>
+      <w:r>
+        <w:t xml:space="preserve">Ότι </w:t>
+      </w:r>
+      <w:proofErr w:type="spellStart"/>
+      <w:r>
+        <w:t>κανει</w:t>
+      </w:r>
+      <w:proofErr w:type="spellEnd"/>
+      <w:r>
+        <w:t xml:space="preserve"> το </w:t>
       </w:r>
       <w:r>
         <w:rPr>
@@ -418,23 +709,75 @@
       <w:r>
         <w:t xml:space="preserve"> </w:t>
       </w:r>
-      <w:r>
-        <w:t xml:space="preserve">πρεπι να είναι </w:t>
-      </w:r>
+      <w:proofErr w:type="spellStart"/>
+      <w:r>
+        <w:t>πρεπι</w:t>
+      </w:r>
+      <w:proofErr w:type="spellEnd"/>
+      <w:r>
+        <w:t xml:space="preserve"> να είναι </w:t>
+      </w:r>
+      <w:proofErr w:type="spellStart"/>
       <w:r>
         <w:rPr>
           <w:lang w:val="en-US"/>
         </w:rPr>
         <w:t>encapsoulated</w:t>
       </w:r>
-      <w:r>
-        <w:t xml:space="preserve"> δλδ να είναι αγνωστο προς τα εξω</w:t>
-      </w:r>
-      <w:r>
-        <w:t xml:space="preserve"> </w:t>
-      </w:r>
-      <w:r>
-        <w:t xml:space="preserve">και αν θες να το επιρεασεις να το κανεις σιμφονα με το </w:t>
+      <w:proofErr w:type="spellEnd"/>
+      <w:r>
+        <w:t xml:space="preserve"> </w:t>
+      </w:r>
+      <w:proofErr w:type="spellStart"/>
+      <w:r>
+        <w:t>δλδ</w:t>
+      </w:r>
+      <w:proofErr w:type="spellEnd"/>
+      <w:r>
+        <w:t xml:space="preserve"> να είναι </w:t>
+      </w:r>
+      <w:proofErr w:type="spellStart"/>
+      <w:r>
+        <w:t>αγνωστο</w:t>
+      </w:r>
+      <w:proofErr w:type="spellEnd"/>
+      <w:r>
+        <w:t xml:space="preserve"> προς τα </w:t>
+      </w:r>
+      <w:proofErr w:type="spellStart"/>
+      <w:r>
+        <w:t>εξω</w:t>
+      </w:r>
+      <w:proofErr w:type="spellEnd"/>
+      <w:r>
+        <w:t xml:space="preserve"> </w:t>
+      </w:r>
+      <w:r>
+        <w:t xml:space="preserve">και αν θες να το </w:t>
+      </w:r>
+      <w:proofErr w:type="spellStart"/>
+      <w:r>
+        <w:t>επιρεασεις</w:t>
+      </w:r>
+      <w:proofErr w:type="spellEnd"/>
+      <w:r>
+        <w:t xml:space="preserve"> να το </w:t>
+      </w:r>
+      <w:proofErr w:type="spellStart"/>
+      <w:r>
+        <w:t>κανεις</w:t>
+      </w:r>
+      <w:proofErr w:type="spellEnd"/>
+      <w:r>
+        <w:t xml:space="preserve"> </w:t>
+      </w:r>
+      <w:proofErr w:type="spellStart"/>
+      <w:r>
+        <w:t>σιμφονα</w:t>
+      </w:r>
+      <w:proofErr w:type="spellEnd"/>
+      <w:r>
+        <w:t xml:space="preserve"> με το </w:t>
       </w:r>
       <w:r>
         <w:rPr>
@@ -445,35 +788,68 @@
       <w:r>
         <w:t xml:space="preserve"> </w:t>
       </w:r>
+      <w:proofErr w:type="spellStart"/>
       <w:r>
         <w:rPr>
           <w:lang w:val="en-US"/>
         </w:rPr>
         <w:t>api</w:t>
       </w:r>
-      <w:r>
-        <w:t xml:space="preserve"> </w:t>
-      </w:r>
-      <w:r>
-        <w:t xml:space="preserve">που σου δινει </w:t>
+      <w:proofErr w:type="spellEnd"/>
+      <w:r>
+        <w:t xml:space="preserve"> </w:t>
+      </w:r>
+      <w:r>
+        <w:t xml:space="preserve">που σου </w:t>
+      </w:r>
+      <w:proofErr w:type="spellStart"/>
+      <w:r>
+        <w:t>δινει</w:t>
+      </w:r>
+      <w:proofErr w:type="spellEnd"/>
+      <w:r>
+        <w:t xml:space="preserve"> </w:t>
       </w:r>
       <w:r>
         <w:t>(</w:t>
       </w:r>
       <w:r>
-        <w:t xml:space="preserve">δεν εχει σιμασια τι </w:t>
-      </w:r>
+        <w:t xml:space="preserve">δεν </w:t>
+      </w:r>
+      <w:proofErr w:type="spellStart"/>
+      <w:r>
+        <w:t>εχει</w:t>
+      </w:r>
+      <w:proofErr w:type="spellEnd"/>
+      <w:r>
+        <w:t xml:space="preserve"> </w:t>
+      </w:r>
+      <w:proofErr w:type="spellStart"/>
+      <w:r>
+        <w:t>σιμασια</w:t>
+      </w:r>
+      <w:proofErr w:type="spellEnd"/>
+      <w:r>
+        <w:t xml:space="preserve"> τι </w:t>
+      </w:r>
+      <w:proofErr w:type="spellStart"/>
       <w:r>
         <w:rPr>
           <w:lang w:val="en-US"/>
         </w:rPr>
         <w:t>api</w:t>
       </w:r>
-      <w:r>
-        <w:t xml:space="preserve"> </w:t>
-      </w:r>
-      <w:r>
-        <w:t xml:space="preserve">εχεις πχ </w:t>
+      <w:proofErr w:type="spellEnd"/>
+      <w:r>
+        <w:t xml:space="preserve"> </w:t>
+      </w:r>
+      <w:proofErr w:type="spellStart"/>
+      <w:r>
+        <w:t>εχεις</w:t>
+      </w:r>
+      <w:proofErr w:type="spellEnd"/>
+      <w:r>
+        <w:t xml:space="preserve"> πχ </w:t>
       </w:r>
       <w:r>
         <w:rPr>
@@ -484,12 +860,14 @@
       <w:r>
         <w:t>,</w:t>
       </w:r>
+      <w:proofErr w:type="spellStart"/>
       <w:r>
         <w:rPr>
           <w:lang w:val="en-US"/>
         </w:rPr>
         <w:t>GraphickQL</w:t>
       </w:r>
+      <w:proofErr w:type="spellEnd"/>
       <w:r>
         <w:t>,</w:t>
       </w:r>
@@ -518,8 +896,38 @@
         <w:rPr>
           <w:lang w:val="en-US"/>
         </w:rPr>
-        <w:t>Use API documentaition (swager, postman,nkdocs,apre</w:t>
-      </w:r>
+        <w:t xml:space="preserve">Use API </w:t>
+      </w:r>
+      <w:proofErr w:type="spellStart"/>
+      <w:r>
+        <w:rPr>
+          <w:lang w:val="en-US"/>
+        </w:rPr>
+        <w:t>documentaition</w:t>
+      </w:r>
+      <w:proofErr w:type="spellEnd"/>
+      <w:r>
+        <w:rPr>
+          <w:lang w:val="en-US"/>
+        </w:rPr>
+        <w:t xml:space="preserve"> (swager, </w:t>
+      </w:r>
+      <w:proofErr w:type="spellStart"/>
+      <w:proofErr w:type="gramStart"/>
+      <w:r>
+        <w:rPr>
+          <w:lang w:val="en-US"/>
+        </w:rPr>
+        <w:t>postman,nkdocs</w:t>
+      </w:r>
+      <w:proofErr w:type="gramEnd"/>
+      <w:r>
+        <w:rPr>
+          <w:lang w:val="en-US"/>
+        </w:rPr>
+        <w:t>,apre</w:t>
+      </w:r>
+      <w:proofErr w:type="spellEnd"/>
     </w:p>
     <w:p>
       <w:pPr>
@@ -581,80 +989,35 @@
           <w:lang w:val="en-US"/>
         </w:rPr>
       </w:pPr>
+      <w:proofErr w:type="spellStart"/>
       <w:r>
         <w:rPr>
           <w:lang w:val="en-US"/>
         </w:rPr>
         <w:t>Sso</w:t>
       </w:r>
-    </w:p>
-    <w:p>
-      <w:pPr>
-        <w:rPr>
-          <w:lang w:val="en-US"/>
-        </w:rPr>
-      </w:pPr>
-      <w:r>
-        <w:rPr>
-          <w:lang w:val="en-US"/>
-        </w:rPr>
-        <w:t>Refactoring to paterns</w:t>
-      </w:r>
-    </w:p>
-    <w:p>
-      <w:pPr>
-        <w:rPr>
-          <w:lang w:val="en-US"/>
-        </w:rPr>
-      </w:pPr>
-    </w:p>
-    <w:p>
-      <w:pPr>
-        <w:rPr>
-          <w:lang w:val="en-US"/>
-        </w:rPr>
-      </w:pPr>
-    </w:p>
-    <w:p>
-      <w:pPr>
-        <w:rPr>
-          <w:lang w:val="en-US"/>
-        </w:rPr>
-      </w:pPr>
-    </w:p>
-    <w:p>
-      <w:pPr>
-        <w:rPr>
-          <w:lang w:val="en-US"/>
-        </w:rPr>
-      </w:pPr>
-      <w:r>
-        <w:rPr>
-          <w:lang w:val="en-US"/>
-        </w:rPr>
-        <w:t xml:space="preserve"> </w:t>
-      </w:r>
-    </w:p>
-    <w:p>
-      <w:pPr>
-        <w:rPr>
-          <w:lang w:val="en-US"/>
-        </w:rPr>
-      </w:pPr>
-    </w:p>
-    <w:p>
-      <w:pPr>
-        <w:rPr>
-          <w:lang w:val="en-US"/>
-        </w:rPr>
-      </w:pPr>
-    </w:p>
-    <w:p>
-      <w:pPr>
-        <w:rPr>
-          <w:lang w:val="en-US"/>
-        </w:rPr>
-      </w:pPr>
+      <w:proofErr w:type="spellEnd"/>
+    </w:p>
+    <w:p>
+      <w:pPr>
+        <w:rPr>
+          <w:lang w:val="en-US"/>
+        </w:rPr>
+      </w:pPr>
+      <w:r>
+        <w:rPr>
+          <w:lang w:val="en-US"/>
+        </w:rPr>
+        <w:t xml:space="preserve">Refactoring to </w:t>
+      </w:r>
+      <w:proofErr w:type="spellStart"/>
+      <w:r>
+        <w:rPr>
+          <w:lang w:val="en-US"/>
+        </w:rPr>
+        <w:t>paterns</w:t>
+      </w:r>
+      <w:proofErr w:type="spellEnd"/>
       <w:r>
         <w:rPr>
           <w:lang w:val="en-US"/>
@@ -673,8 +1036,8 @@
 </file>
 
 <file path=word/numbering.xml><?xml version="1.0" encoding="utf-8"?>
-<w:numbering xmlns:wpc="http://schemas.microsoft.com/office/word/2010/wordprocessingCanvas" xmlns:mc="http://schemas.openxmlformats.org/markup-compatibility/2006" xmlns:o="urn:schemas-microsoft-com:office:office" xmlns:r="http://schemas.openxmlformats.org/officeDocument/2006/relationships" xmlns:m="http://schemas.openxmlformats.org/officeDocument/2006/math" xmlns:v="urn:schemas-microsoft-com:vml" xmlns:wp14="http://schemas.microsoft.com/office/word/2010/wordprocessingDrawing" xmlns:wp="http://schemas.openxmlformats.org/drawingml/2006/wordprocessingDrawing" xmlns:w10="urn:schemas-microsoft-com:office:word" xmlns:w="http://schemas.openxmlformats.org/wordprocessingml/2006/main" xmlns:w14="http://schemas.microsoft.com/office/word/2010/wordml" xmlns:w15="http://schemas.microsoft.com/office/word/2012/wordml" xmlns:wpg="http://schemas.microsoft.com/office/word/2010/wordprocessingGroup" xmlns:wpi="http://schemas.microsoft.com/office/word/2010/wordprocessingInk" xmlns:wne="http://schemas.microsoft.com/office/word/2006/wordml" xmlns:wps="http://schemas.microsoft.com/office/word/2010/wordprocessingShape" mc:Ignorable="w14 w15 wp14">
-  <w:abstractNum w:abstractNumId="0">
+<w:numbering xmlns:wpc="http://schemas.microsoft.com/office/word/2010/wordprocessingCanvas" xmlns:cx="http://schemas.microsoft.com/office/drawing/2014/chartex" xmlns:cx1="http://schemas.microsoft.com/office/drawing/2015/9/8/chartex" xmlns:cx2="http://schemas.microsoft.com/office/drawing/2015/10/21/chartex" xmlns:cx3="http://schemas.microsoft.com/office/drawing/2016/5/9/chartex" xmlns:cx4="http://schemas.microsoft.com/office/drawing/2016/5/10/chartex" xmlns:cx5="http://schemas.microsoft.com/office/drawing/2016/5/11/chartex" xmlns:cx6="http://schemas.microsoft.com/office/drawing/2016/5/12/chartex" xmlns:cx7="http://schemas.microsoft.com/office/drawing/2016/5/13/chartex" xmlns:cx8="http://schemas.microsoft.com/office/drawing/2016/5/14/chartex" xmlns:mc="http://schemas.openxmlformats.org/markup-compatibility/2006" xmlns:aink="http://schemas.microsoft.com/office/drawing/2016/ink" xmlns:am3d="http://schemas.microsoft.com/office/drawing/2017/model3d" xmlns:o="urn:schemas-microsoft-com:office:office" xmlns:oel="http://schemas.microsoft.com/office/2019/extlst" xmlns:r="http://schemas.openxmlformats.org/officeDocument/2006/relationships" xmlns:m="http://schemas.openxmlformats.org/officeDocument/2006/math" xmlns:v="urn:schemas-microsoft-com:vml" xmlns:wp14="http://schemas.microsoft.com/office/word/2010/wordprocessingDrawing" xmlns:wp="http://schemas.openxmlformats.org/drawingml/2006/wordprocessingDrawing" xmlns:w10="urn:schemas-microsoft-com:office:word" xmlns:w="http://schemas.openxmlformats.org/wordprocessingml/2006/main" xmlns:w14="http://schemas.microsoft.com/office/word/2010/wordml" xmlns:w15="http://schemas.microsoft.com/office/word/2012/wordml" xmlns:w16cex="http://schemas.microsoft.com/office/word/2018/wordml/cex" xmlns:w16cid="http://schemas.microsoft.com/office/word/2016/wordml/cid" xmlns:w16="http://schemas.microsoft.com/office/word/2018/wordml" xmlns:w16du="http://schemas.microsoft.com/office/word/2023/wordml/word16du" xmlns:w16sdtdh="http://schemas.microsoft.com/office/word/2020/wordml/sdtdatahash" xmlns:w16sdtfl="http://schemas.microsoft.com/office/word/2024/wordml/sdtformatlock" xmlns:w16se="http://schemas.microsoft.com/office/word/2015/wordml/symex" xmlns:wpg="http://schemas.microsoft.com/office/word/2010/wordprocessingGroup" xmlns:wpi="http://schemas.microsoft.com/office/word/2010/wordprocessingInk" xmlns:wne="http://schemas.microsoft.com/office/word/2006/wordml" xmlns:wps="http://schemas.microsoft.com/office/word/2010/wordprocessingShape" mc:Ignorable="w14 w15 w16se w16cid w16 w16cex w16sdtdh w16sdtfl w16du wp14">
+  <w:abstractNum w:abstractNumId="0" w15:restartNumberingAfterBreak="0">
     <w:nsid w:val="432F1314"/>
     <w:multiLevelType w:val="hybridMultilevel"/>
     <w:tmpl w:val="311C5004"/>
@@ -760,7 +1123,7 @@
       </w:pPr>
     </w:lvl>
   </w:abstractNum>
-  <w:abstractNum w:abstractNumId="1">
+  <w:abstractNum w:abstractNumId="1" w15:restartNumberingAfterBreak="0">
     <w:nsid w:val="4F565242"/>
     <w:multiLevelType w:val="hybridMultilevel"/>
     <w:tmpl w:val="D8F85268"/>
@@ -846,17 +1209,17 @@
       </w:pPr>
     </w:lvl>
   </w:abstractNum>
-  <w:num w:numId="1">
+  <w:num w:numId="1" w16cid:durableId="1797024972">
     <w:abstractNumId w:val="0"/>
   </w:num>
-  <w:num w:numId="2">
+  <w:num w:numId="2" w16cid:durableId="514465123">
     <w:abstractNumId w:val="1"/>
   </w:num>
 </w:numbering>
 </file>
 
 <file path=word/styles.xml><?xml version="1.0" encoding="utf-8"?>
-<w:styles xmlns:mc="http://schemas.openxmlformats.org/markup-compatibility/2006" xmlns:r="http://schemas.openxmlformats.org/officeDocument/2006/relationships" xmlns:w="http://schemas.openxmlformats.org/wordprocessingml/2006/main" xmlns:w14="http://schemas.microsoft.com/office/word/2010/wordml" xmlns:w15="http://schemas.microsoft.com/office/word/2012/wordml" mc:Ignorable="w14 w15">
+<w:styles xmlns:mc="http://schemas.openxmlformats.org/markup-compatibility/2006" xmlns:r="http://schemas.openxmlformats.org/officeDocument/2006/relationships" xmlns:w="http://schemas.openxmlformats.org/wordprocessingml/2006/main" xmlns:w14="http://schemas.microsoft.com/office/word/2010/wordml" xmlns:w15="http://schemas.microsoft.com/office/word/2012/wordml" xmlns:w16cex="http://schemas.microsoft.com/office/word/2018/wordml/cex" xmlns:w16cid="http://schemas.microsoft.com/office/word/2016/wordml/cid" xmlns:w16="http://schemas.microsoft.com/office/word/2018/wordml" xmlns:w16du="http://schemas.microsoft.com/office/word/2023/wordml/word16du" xmlns:w16sdtdh="http://schemas.microsoft.com/office/word/2020/wordml/sdtdatahash" xmlns:w16sdtfl="http://schemas.microsoft.com/office/word/2024/wordml/sdtformatlock" xmlns:w16se="http://schemas.microsoft.com/office/word/2015/wordml/symex" mc:Ignorable="w14 w15 w16se w16cid w16 w16cex w16sdtdh w16sdtfl w16du">
   <w:docDefaults>
     <w:rPrDefault>
       <w:rPr>
@@ -872,7 +1235,7 @@
       </w:pPr>
     </w:pPrDefault>
   </w:docDefaults>
-  <w:latentStyles w:defLockedState="0" w:defUIPriority="99" w:defSemiHidden="0" w:defUnhideWhenUsed="0" w:defQFormat="0" w:count="371">
+  <w:latentStyles w:defLockedState="0" w:defUIPriority="99" w:defSemiHidden="0" w:defUnhideWhenUsed="0" w:defQFormat="0" w:count="376">
     <w:lsdException w:name="Normal" w:uiPriority="0" w:qFormat="1"/>
     <w:lsdException w:name="heading 1" w:uiPriority="9" w:qFormat="1"/>
     <w:lsdException w:name="heading 2" w:semiHidden="1" w:uiPriority="9" w:unhideWhenUsed="1" w:qFormat="1"/>
@@ -1244,6 +1607,11 @@
     <w:lsdException w:name="List Table 5 Dark Accent 6" w:uiPriority="50"/>
     <w:lsdException w:name="List Table 6 Colorful Accent 6" w:uiPriority="51"/>
     <w:lsdException w:name="List Table 7 Colorful Accent 6" w:uiPriority="52"/>
+    <w:lsdException w:name="Mention" w:semiHidden="1" w:unhideWhenUsed="1"/>
+    <w:lsdException w:name="Smart Hyperlink" w:semiHidden="1" w:unhideWhenUsed="1"/>
+    <w:lsdException w:name="Hashtag" w:semiHidden="1" w:unhideWhenUsed="1"/>
+    <w:lsdException w:name="Unresolved Mention" w:semiHidden="1" w:unhideWhenUsed="1"/>
+    <w:lsdException w:name="Smart Link" w:semiHidden="1" w:unhideWhenUsed="1"/>
   </w:latentStyles>
   <w:style w:type="paragraph" w:default="1" w:styleId="Normal">
     <w:name w:val="Normal"/>
